--- a/docs/product-intro.docx
+++ b/docs/product-intro.docx
@@ -389,7 +389,6 @@
     <w:qFormat/>
     <w:rsid w:val="00FC693F"/>
     <w:rPr>
-      <w:rFonts w:ascii="Arial" w:hAnsi="Arial"/>
       <w:sz w:val="22"/>
     </w:rPr>
   </w:style>

--- a/docs/product-intro.docx
+++ b/docs/product-intro.docx
@@ -12,7 +12,7 @@
     </w:p>
     <w:p>
       <w:r>
-        <w:t>AI 驱动实验数据治理平台。拖拽文件即可生成结构化实验卡片，无需填表。核心设计：AI 从数据中提取结构，而非用固定字段约束内容。内置 25 个专业模板覆盖 DFT、MD、ML、统计、湿实验。保存自动校验物理边界。支持自然语言知识库问答。FDA 21 CFR Part 11 合规。部署 labnote-vault-main.vercel.app。</w:t>
+        <w:t>AI 驱动实验数据治理平台。拖拽文件自动生成结构化卡片，无需填表。内置 25 个专业模板覆盖 DFT、MD、ML、统计、湿实验，全部来源于 NOMAD、Materials Project、Allotrope ASM 等国际标准。保存时自动校验物理边界，标注来源。字段随数据积累自演化。支持自然语言知识库问答。FDA 21 CFR Part 11 合规。部署 labnote-vault-main.vercel.app。</w:t>
       </w:r>
     </w:p>
     <w:sectPr>
